--- a/fra/docx/05.content.docx
+++ b/fra/docx/05.content.docx
@@ -19,7 +19,7 @@
         <w:rPr>
           <w:lang w:val="fr_FR" w:bidi="fr_FR"/>
         </w:rPr>
-        <w:t>Resource: Notes d'étude - Introductions aux livres (Tyndale)</w:t>
+        <w:t>Resource: Tyndale Open Study Notes</w:t>
       </w:r>
       <w:r>
         <w:rPr>
@@ -112,7 +112,7 @@
         <w:rPr>
           <w:lang w:val="fr_FR" w:bidi="fr_FR"/>
         </w:rPr>
-        <w:t>Notes d'étude - Introductions aux livres (Tyndale)</w:t>
+        <w:t>Tyndale Open Study Notes</w:t>
       </w:r>
     </w:p>
     <w:p>

--- a/fra/docx/05.content.docx
+++ b/fra/docx/05.content.docx
@@ -19,7 +19,7 @@
         <w:rPr>
           <w:lang w:val="fr_FR" w:bidi="fr_FR"/>
         </w:rPr>
-        <w:t>Resource: Tyndale Open Study Notes</w:t>
+        <w:t>Resource: Aquifer Open Study Notes (Book Intros)</w:t>
       </w:r>
       <w:r>
         <w:rPr>
@@ -112,7 +112,7 @@
         <w:rPr>
           <w:lang w:val="fr_FR" w:bidi="fr_FR"/>
         </w:rPr>
-        <w:t>Tyndale Open Study Notes</w:t>
+        <w:t>Aquifer Open Study Notes (Book Intros)</w:t>
       </w:r>
     </w:p>
     <w:p>

--- a/fra/docx/05.content.docx
+++ b/fra/docx/05.content.docx
@@ -233,18 +233,12 @@
         </w:rPr>
         <w:t>Dieu révèle pour la première fois à Moïse la « constitution » nationale d'Israël au mont Sinaï (</w:t>
       </w:r>
-      <w:hyperlink r:id="rId13">
-        <w:r>
-          <w:rPr>
-            <w:lang w:val="fr_FR" w:bidi="fr_FR"/>
-          </w:rPr>
-          <w:rPr>
-            <w:color w:val="0000EE"/>
-            <w:u w:val="single"/>
-          </w:rPr>
-          <w:t>Ex 20–23</w:t>
-        </w:r>
-      </w:hyperlink>
+      <w:r>
+        <w:rPr>
+          <w:lang w:val="fr_FR" w:bidi="fr_FR"/>
+        </w:rPr>
+        <w:t>Ex 20–23</w:t>
+      </w:r>
       <w:r>
         <w:rPr>
           <w:lang w:val="fr_FR" w:bidi="fr_FR"/>
@@ -290,18 +284,12 @@
         </w:rPr>
         <w:t>Moïse sait qu'il va mourir avant d'amener son peuple à destination. Ainsi, avant que cela n'arrive, il doit rappeler au peuple les termes de l'alliance que Dieu lui a révélés. L'alliance initiale, appropriée pour Israël tandis qu'il faisait route vers Canaan, avait été établie trente-huit ans plus tôt au Sinaï (</w:t>
       </w:r>
-      <w:hyperlink r:id="rId14">
-        <w:r>
-          <w:rPr>
-            <w:lang w:val="fr_FR" w:bidi="fr_FR"/>
-          </w:rPr>
-          <w:rPr>
-            <w:color w:val="0000EE"/>
-            <w:u w:val="single"/>
-          </w:rPr>
-          <w:t>Ex 19–24</w:t>
-        </w:r>
-      </w:hyperlink>
+      <w:r>
+        <w:rPr>
+          <w:lang w:val="fr_FR" w:bidi="fr_FR"/>
+        </w:rPr>
+        <w:t>Ex 19–24</w:t>
+      </w:r>
       <w:r>
         <w:rPr>
           <w:lang w:val="fr_FR" w:bidi="fr_FR"/>
@@ -373,18 +361,12 @@
           <w:lang w:val="fr_FR" w:bidi="fr_FR"/>
         </w:rPr>
       </w:r>
-      <w:hyperlink r:id="rId15">
-        <w:r>
-          <w:rPr>
-            <w:lang w:val="fr_FR" w:bidi="fr_FR"/>
-          </w:rPr>
-          <w:rPr>
-            <w:color w:val="0000EE"/>
-            <w:u w:val="single"/>
-          </w:rPr>
-          <w:t>1.1–5</w:t>
-        </w:r>
-      </w:hyperlink>
+      <w:r>
+        <w:rPr>
+          <w:lang w:val="fr_FR" w:bidi="fr_FR"/>
+        </w:rPr>
+        <w:t>1.1–5</w:t>
+      </w:r>
       <w:r>
         <w:rPr>
           <w:lang w:val="fr_FR" w:bidi="fr_FR"/>
@@ -403,18 +385,12 @@
           <w:lang w:val="fr_FR" w:bidi="fr_FR"/>
         </w:rPr>
       </w:r>
-      <w:hyperlink r:id="rId16">
-        <w:r>
-          <w:rPr>
-            <w:lang w:val="fr_FR" w:bidi="fr_FR"/>
-          </w:rPr>
-          <w:rPr>
-            <w:color w:val="0000EE"/>
-            <w:u w:val="single"/>
-          </w:rPr>
-          <w:t>1.6–4.49</w:t>
-        </w:r>
-      </w:hyperlink>
+      <w:r>
+        <w:rPr>
+          <w:lang w:val="fr_FR" w:bidi="fr_FR"/>
+        </w:rPr>
+        <w:t>1.6–4.49</w:t>
+      </w:r>
       <w:r>
         <w:rPr>
           <w:lang w:val="fr_FR" w:bidi="fr_FR"/>
@@ -433,18 +409,12 @@
           <w:lang w:val="fr_FR" w:bidi="fr_FR"/>
         </w:rPr>
       </w:r>
-      <w:hyperlink r:id="rId17">
-        <w:r>
-          <w:rPr>
-            <w:lang w:val="fr_FR" w:bidi="fr_FR"/>
-          </w:rPr>
-          <w:rPr>
-            <w:color w:val="0000EE"/>
-            <w:u w:val="single"/>
-          </w:rPr>
-          <w:t>5.1–26.15</w:t>
-        </w:r>
-      </w:hyperlink>
+      <w:r>
+        <w:rPr>
+          <w:lang w:val="fr_FR" w:bidi="fr_FR"/>
+        </w:rPr>
+        <w:t>5.1–26.15</w:t>
+      </w:r>
       <w:r>
         <w:rPr>
           <w:lang w:val="fr_FR" w:bidi="fr_FR"/>
@@ -463,18 +433,12 @@
           <w:lang w:val="fr_FR" w:bidi="fr_FR"/>
         </w:rPr>
       </w:r>
-      <w:hyperlink r:id="rId18">
-        <w:r>
-          <w:rPr>
-            <w:lang w:val="fr_FR" w:bidi="fr_FR"/>
-          </w:rPr>
-          <w:rPr>
-            <w:color w:val="0000EE"/>
-            <w:u w:val="single"/>
-          </w:rPr>
-          <w:t>26.16–29.1</w:t>
-        </w:r>
-      </w:hyperlink>
+      <w:r>
+        <w:rPr>
+          <w:lang w:val="fr_FR" w:bidi="fr_FR"/>
+        </w:rPr>
+        <w:t>26.16–29.1</w:t>
+      </w:r>
       <w:r>
         <w:rPr>
           <w:lang w:val="fr_FR" w:bidi="fr_FR"/>
@@ -493,18 +457,12 @@
           <w:lang w:val="fr_FR" w:bidi="fr_FR"/>
         </w:rPr>
       </w:r>
-      <w:hyperlink r:id="rId19">
-        <w:r>
-          <w:rPr>
-            <w:lang w:val="fr_FR" w:bidi="fr_FR"/>
-          </w:rPr>
-          <w:rPr>
-            <w:color w:val="0000EE"/>
-            <w:u w:val="single"/>
-          </w:rPr>
-          <w:t>29.2–30.20</w:t>
-        </w:r>
-      </w:hyperlink>
+      <w:r>
+        <w:rPr>
+          <w:lang w:val="fr_FR" w:bidi="fr_FR"/>
+        </w:rPr>
+        <w:t>29.2–30.20</w:t>
+      </w:r>
       <w:r>
         <w:rPr>
           <w:lang w:val="fr_FR" w:bidi="fr_FR"/>
@@ -523,18 +481,12 @@
           <w:lang w:val="fr_FR" w:bidi="fr_FR"/>
         </w:rPr>
       </w:r>
-      <w:hyperlink r:id="rId20">
-        <w:r>
-          <w:rPr>
-            <w:lang w:val="fr_FR" w:bidi="fr_FR"/>
-          </w:rPr>
-          <w:rPr>
-            <w:color w:val="0000EE"/>
-            <w:u w:val="single"/>
-          </w:rPr>
-          <w:t>31.1–29</w:t>
-        </w:r>
-      </w:hyperlink>
+      <w:r>
+        <w:rPr>
+          <w:lang w:val="fr_FR" w:bidi="fr_FR"/>
+        </w:rPr>
+        <w:t>31.1–29</w:t>
+      </w:r>
       <w:r>
         <w:rPr>
           <w:lang w:val="fr_FR" w:bidi="fr_FR"/>
@@ -553,18 +505,12 @@
           <w:lang w:val="fr_FR" w:bidi="fr_FR"/>
         </w:rPr>
       </w:r>
-      <w:hyperlink r:id="rId21">
-        <w:r>
-          <w:rPr>
-            <w:lang w:val="fr_FR" w:bidi="fr_FR"/>
-          </w:rPr>
-          <w:rPr>
-            <w:color w:val="0000EE"/>
-            <w:u w:val="single"/>
-          </w:rPr>
-          <w:t>31.30–32.43</w:t>
-        </w:r>
-      </w:hyperlink>
+      <w:r>
+        <w:rPr>
+          <w:lang w:val="fr_FR" w:bidi="fr_FR"/>
+        </w:rPr>
+        <w:t>31.30–32.43</w:t>
+      </w:r>
       <w:r>
         <w:rPr>
           <w:lang w:val="fr_FR" w:bidi="fr_FR"/>
@@ -610,180 +556,120 @@
         </w:rPr>
         <w:t xml:space="preserve">Une tradition juive et chrétienne de longue date soutient que Moïse a écrit le Deutéronome. L'Ancien Testament et le Nouveau reconnaissent tous deux sa paternité littéraire (voir </w:t>
       </w:r>
-      <w:hyperlink r:id="rId22">
-        <w:r>
-          <w:rPr>
-            <w:lang w:val="fr_FR" w:bidi="fr_FR"/>
-          </w:rPr>
-          <w:rPr>
-            <w:color w:val="0000EE"/>
-            <w:u w:val="single"/>
-          </w:rPr>
-          <w:t>1R 2.3</w:t>
-        </w:r>
-      </w:hyperlink>
+      <w:r>
+        <w:rPr>
+          <w:lang w:val="fr_FR" w:bidi="fr_FR"/>
+        </w:rPr>
+        <w:t>1R 2.3</w:t>
+      </w:r>
       <w:r>
         <w:rPr>
           <w:lang w:val="fr_FR" w:bidi="fr_FR"/>
         </w:rPr>
         <w:t xml:space="preserve"> ; </w:t>
       </w:r>
-      <w:hyperlink r:id="rId23">
-        <w:r>
-          <w:rPr>
-            <w:lang w:val="fr_FR" w:bidi="fr_FR"/>
-          </w:rPr>
-          <w:rPr>
-            <w:color w:val="0000EE"/>
-            <w:u w:val="single"/>
-          </w:rPr>
-          <w:t>2R 14.6</w:t>
-        </w:r>
-      </w:hyperlink>
+      <w:r>
+        <w:rPr>
+          <w:lang w:val="fr_FR" w:bidi="fr_FR"/>
+        </w:rPr>
+        <w:t>2R 14.6</w:t>
+      </w:r>
       <w:r>
         <w:rPr>
           <w:lang w:val="fr_FR" w:bidi="fr_FR"/>
         </w:rPr>
         <w:t xml:space="preserve"> ; </w:t>
       </w:r>
-      <w:hyperlink r:id="rId24">
-        <w:r>
-          <w:rPr>
-            <w:lang w:val="fr_FR" w:bidi="fr_FR"/>
-          </w:rPr>
-          <w:rPr>
-            <w:color w:val="0000EE"/>
-            <w:u w:val="single"/>
-          </w:rPr>
-          <w:t>2Ch 25.4</w:t>
-        </w:r>
-      </w:hyperlink>
+      <w:r>
+        <w:rPr>
+          <w:lang w:val="fr_FR" w:bidi="fr_FR"/>
+        </w:rPr>
+        <w:t>2Ch 25.4</w:t>
+      </w:r>
       <w:r>
         <w:rPr>
           <w:lang w:val="fr_FR" w:bidi="fr_FR"/>
         </w:rPr>
         <w:t xml:space="preserve"> ; </w:t>
       </w:r>
-      <w:hyperlink r:id="rId25">
-        <w:r>
-          <w:rPr>
-            <w:lang w:val="fr_FR" w:bidi="fr_FR"/>
-          </w:rPr>
-          <w:rPr>
-            <w:color w:val="0000EE"/>
-            <w:u w:val="single"/>
-          </w:rPr>
-          <w:t>Esd 3.2</w:t>
-        </w:r>
-      </w:hyperlink>
+      <w:r>
+        <w:rPr>
+          <w:lang w:val="fr_FR" w:bidi="fr_FR"/>
+        </w:rPr>
+        <w:t>Esd 3.2</w:t>
+      </w:r>
       <w:r>
         <w:rPr>
           <w:lang w:val="fr_FR" w:bidi="fr_FR"/>
         </w:rPr>
         <w:t xml:space="preserve"> ; </w:t>
       </w:r>
-      <w:hyperlink r:id="rId26">
-        <w:r>
-          <w:rPr>
-            <w:lang w:val="fr_FR" w:bidi="fr_FR"/>
-          </w:rPr>
-          <w:rPr>
-            <w:color w:val="0000EE"/>
-            <w:u w:val="single"/>
-          </w:rPr>
-          <w:t>Mt 19.7</w:t>
-        </w:r>
-      </w:hyperlink>
+      <w:r>
+        <w:rPr>
+          <w:lang w:val="fr_FR" w:bidi="fr_FR"/>
+        </w:rPr>
+        <w:t>Mt 19.7</w:t>
+      </w:r>
       <w:r>
         <w:rPr>
           <w:lang w:val="fr_FR" w:bidi="fr_FR"/>
         </w:rPr>
         <w:t xml:space="preserve"> ; </w:t>
       </w:r>
-      <w:hyperlink r:id="rId27">
-        <w:r>
-          <w:rPr>
-            <w:lang w:val="fr_FR" w:bidi="fr_FR"/>
-          </w:rPr>
-          <w:rPr>
-            <w:color w:val="0000EE"/>
-            <w:u w:val="single"/>
-          </w:rPr>
-          <w:t xml:space="preserve">Mc 12.19 </w:t>
-        </w:r>
-      </w:hyperlink>
+      <w:r>
+        <w:rPr>
+          <w:lang w:val="fr_FR" w:bidi="fr_FR"/>
+        </w:rPr>
+        <w:t xml:space="preserve">Mc 12.19 </w:t>
+      </w:r>
       <w:r>
         <w:rPr>
           <w:lang w:val="fr_FR" w:bidi="fr_FR"/>
         </w:rPr>
         <w:t xml:space="preserve"> ; </w:t>
       </w:r>
-      <w:hyperlink r:id="rId28">
-        <w:r>
-          <w:rPr>
-            <w:lang w:val="fr_FR" w:bidi="fr_FR"/>
-          </w:rPr>
-          <w:rPr>
-            <w:color w:val="0000EE"/>
-            <w:u w:val="single"/>
-          </w:rPr>
-          <w:t>Lc 20.28</w:t>
-        </w:r>
-      </w:hyperlink>
+      <w:r>
+        <w:rPr>
+          <w:lang w:val="fr_FR" w:bidi="fr_FR"/>
+        </w:rPr>
+        <w:t>Lc 20.28</w:t>
+      </w:r>
       <w:r>
         <w:rPr>
           <w:lang w:val="fr_FR" w:bidi="fr_FR"/>
         </w:rPr>
         <w:t xml:space="preserve"> ; </w:t>
       </w:r>
-      <w:hyperlink r:id="rId29">
-        <w:r>
-          <w:rPr>
-            <w:lang w:val="fr_FR" w:bidi="fr_FR"/>
-          </w:rPr>
-          <w:rPr>
-            <w:color w:val="0000EE"/>
-            <w:u w:val="single"/>
-          </w:rPr>
-          <w:t>Ac 3.22–23</w:t>
-        </w:r>
-      </w:hyperlink>
+      <w:r>
+        <w:rPr>
+          <w:lang w:val="fr_FR" w:bidi="fr_FR"/>
+        </w:rPr>
+        <w:t>Ac 3.22–23</w:t>
+      </w:r>
       <w:r>
         <w:rPr>
           <w:lang w:val="fr_FR" w:bidi="fr_FR"/>
         </w:rPr>
         <w:t xml:space="preserve"> ; </w:t>
       </w:r>
-      <w:hyperlink r:id="rId30">
-        <w:r>
-          <w:rPr>
-            <w:lang w:val="fr_FR" w:bidi="fr_FR"/>
-          </w:rPr>
-          <w:rPr>
-            <w:color w:val="0000EE"/>
-            <w:u w:val="single"/>
-          </w:rPr>
-          <w:t>Rm 10.19</w:t>
-        </w:r>
-      </w:hyperlink>
+      <w:r>
+        <w:rPr>
+          <w:lang w:val="fr_FR" w:bidi="fr_FR"/>
+        </w:rPr>
+        <w:t>Rm 10.19</w:t>
+      </w:r>
       <w:r>
         <w:rPr>
           <w:lang w:val="fr_FR" w:bidi="fr_FR"/>
         </w:rPr>
         <w:t xml:space="preserve"> ; </w:t>
       </w:r>
-      <w:hyperlink r:id="rId31">
-        <w:r>
-          <w:rPr>
-            <w:lang w:val="fr_FR" w:bidi="fr_FR"/>
-          </w:rPr>
-          <w:rPr>
-            <w:color w:val="0000EE"/>
-            <w:u w:val="single"/>
-          </w:rPr>
-          <w:t>1Co 9.9</w:t>
-        </w:r>
-      </w:hyperlink>
+      <w:r>
+        <w:rPr>
+          <w:lang w:val="fr_FR" w:bidi="fr_FR"/>
+        </w:rPr>
+        <w:t>1Co 9.9</w:t>
+      </w:r>
       <w:r>
         <w:rPr>
           <w:lang w:val="fr_FR" w:bidi="fr_FR"/>
@@ -804,18 +690,12 @@
         </w:rPr>
         <w:t xml:space="preserve">Cependant, au cours des deux derniers siècles, des érudits critiques ont commencé à nier qu'il ait écrit le Deutéronome. Certains spécialistes identifient ce livre comme le rouleau trouvé dans le Temple au temps du roi Josias (vers 621 av. J.-C. ; voir </w:t>
       </w:r>
-      <w:hyperlink r:id="rId32">
-        <w:r>
-          <w:rPr>
-            <w:lang w:val="fr_FR" w:bidi="fr_FR"/>
-          </w:rPr>
-          <w:rPr>
-            <w:color w:val="0000EE"/>
-            <w:u w:val="single"/>
-          </w:rPr>
-          <w:t>2R 22.8–20</w:t>
-        </w:r>
-      </w:hyperlink>
+      <w:r>
+        <w:rPr>
+          <w:lang w:val="fr_FR" w:bidi="fr_FR"/>
+        </w:rPr>
+        <w:t>2R 22.8–20</w:t>
+      </w:r>
       <w:r>
         <w:rPr>
           <w:lang w:val="fr_FR" w:bidi="fr_FR"/>
@@ -850,18 +730,12 @@
         </w:rPr>
         <w:t xml:space="preserve">En bref, le point de vue traditionnel selon lequel Moïse est l'auteur de la majorité du livre est une conclusion raisonnable. Certains ajouts éditoriaux ont été inclus ultérieurement (p. ex. le récit de la mort de Moïse ; </w:t>
       </w:r>
-      <w:hyperlink r:id="rId33">
-        <w:r>
-          <w:rPr>
-            <w:lang w:val="fr_FR" w:bidi="fr_FR"/>
-          </w:rPr>
-          <w:rPr>
-            <w:color w:val="0000EE"/>
-            <w:u w:val="single"/>
-          </w:rPr>
-          <w:t>34.5–12</w:t>
-        </w:r>
-      </w:hyperlink>
+      <w:r>
+        <w:rPr>
+          <w:lang w:val="fr_FR" w:bidi="fr_FR"/>
+        </w:rPr>
+        <w:t>34.5–12</w:t>
+      </w:r>
       <w:r>
         <w:rPr>
           <w:lang w:val="fr_FR" w:bidi="fr_FR"/>
@@ -933,18 +807,12 @@
         </w:rPr>
         <w:t>L'utilisation par Moïse de la forme du traité suzerain-vassal montre clairement que le Deutéronome est un texte d'alliance. Dieu choisit Israël pour être son peuple spécial. Ce n'est pas l'alliance qui les rend tels, car ils sont déjà identifiés comme étant le peuple de Dieu avant l'Exode (</w:t>
       </w:r>
-      <w:hyperlink r:id="rId34">
-        <w:r>
-          <w:rPr>
-            <w:lang w:val="fr_FR" w:bidi="fr_FR"/>
-          </w:rPr>
-          <w:rPr>
-            <w:color w:val="0000EE"/>
-            <w:u w:val="single"/>
-          </w:rPr>
-          <w:t>Ex 4.22–23</w:t>
-        </w:r>
-      </w:hyperlink>
+      <w:r>
+        <w:rPr>
+          <w:lang w:val="fr_FR" w:bidi="fr_FR"/>
+        </w:rPr>
+        <w:t>Ex 4.22–23</w:t>
+      </w:r>
       <w:r>
         <w:rPr>
           <w:lang w:val="fr_FR" w:bidi="fr_FR"/>
@@ -990,90 +858,60 @@
         </w:rPr>
         <w:t>Israël a la liberté d'accepter ou de rejeter l'alliance de Dieu (</w:t>
       </w:r>
-      <w:hyperlink r:id="rId35">
-        <w:r>
-          <w:rPr>
-            <w:lang w:val="fr_FR" w:bidi="fr_FR"/>
-          </w:rPr>
-          <w:rPr>
-            <w:color w:val="0000EE"/>
-            <w:u w:val="single"/>
-          </w:rPr>
-          <w:t>Ex 19.7–8</w:t>
-        </w:r>
-      </w:hyperlink>
+      <w:r>
+        <w:rPr>
+          <w:lang w:val="fr_FR" w:bidi="fr_FR"/>
+        </w:rPr>
+        <w:t>Ex 19.7–8</w:t>
+      </w:r>
       <w:r>
         <w:rPr>
           <w:lang w:val="fr_FR" w:bidi="fr_FR"/>
         </w:rPr>
         <w:t>). L'ayant acceptée, l'attribution des bénédictions et des malédictions, telle que décrite dans l'alliance, dépend de son obéissance ou de sa désobéissance (</w:t>
       </w:r>
-      <w:hyperlink r:id="rId36">
-        <w:r>
-          <w:rPr>
-            <w:lang w:val="fr_FR" w:bidi="fr_FR"/>
-          </w:rPr>
-          <w:rPr>
-            <w:color w:val="0000EE"/>
-            <w:u w:val="single"/>
-          </w:rPr>
-          <w:t>28.1–6</w:t>
-        </w:r>
-      </w:hyperlink>
+      <w:r>
+        <w:rPr>
+          <w:lang w:val="fr_FR" w:bidi="fr_FR"/>
+        </w:rPr>
+        <w:t>28.1–6</w:t>
+      </w:r>
       <w:r>
         <w:rPr>
           <w:lang w:val="fr_FR" w:bidi="fr_FR"/>
         </w:rPr>
         <w:t xml:space="preserve">, </w:t>
       </w:r>
-      <w:hyperlink r:id="rId37">
-        <w:r>
-          <w:rPr>
-            <w:lang w:val="fr_FR" w:bidi="fr_FR"/>
-          </w:rPr>
-          <w:rPr>
-            <w:color w:val="0000EE"/>
-            <w:u w:val="single"/>
-          </w:rPr>
-          <w:t>15–19</w:t>
-        </w:r>
-      </w:hyperlink>
+      <w:r>
+        <w:rPr>
+          <w:lang w:val="fr_FR" w:bidi="fr_FR"/>
+        </w:rPr>
+        <w:t>15–19</w:t>
+      </w:r>
       <w:r>
         <w:rPr>
           <w:lang w:val="fr_FR" w:bidi="fr_FR"/>
         </w:rPr>
         <w:t>). Pourtant, même la désobéissance pourrait être surmontée par la repentance de la nation, son retour et sa restauration à la communion de l'alliance (</w:t>
       </w:r>
-      <w:hyperlink r:id="rId38">
-        <w:r>
-          <w:rPr>
-            <w:lang w:val="fr_FR" w:bidi="fr_FR"/>
-          </w:rPr>
-          <w:rPr>
-            <w:color w:val="0000EE"/>
-            <w:u w:val="single"/>
-          </w:rPr>
-          <w:t>30.1–10</w:t>
-        </w:r>
-      </w:hyperlink>
+      <w:r>
+        <w:rPr>
+          <w:lang w:val="fr_FR" w:bidi="fr_FR"/>
+        </w:rPr>
+        <w:t>30.1–10</w:t>
+      </w:r>
       <w:r>
         <w:rPr>
           <w:lang w:val="fr_FR" w:bidi="fr_FR"/>
         </w:rPr>
         <w:t xml:space="preserve"> ; voir également </w:t>
       </w:r>
-      <w:hyperlink r:id="rId39">
-        <w:r>
-          <w:rPr>
-            <w:lang w:val="fr_FR" w:bidi="fr_FR"/>
-          </w:rPr>
-          <w:rPr>
-            <w:color w:val="0000EE"/>
-            <w:u w:val="single"/>
-          </w:rPr>
-          <w:t>Lc 26.40–45</w:t>
-        </w:r>
-      </w:hyperlink>
+      <w:r>
+        <w:rPr>
+          <w:lang w:val="fr_FR" w:bidi="fr_FR"/>
+        </w:rPr>
+        <w:t>Lc 26.40–45</w:t>
+      </w:r>
       <w:r>
         <w:rPr>
           <w:lang w:val="fr_FR" w:bidi="fr_FR"/>
@@ -1094,36 +932,24 @@
         </w:rPr>
         <w:t>Cette alliance ne fait pas d'Israël le peuple de Dieu ; la promesse faite par Dieu d'une descendance nationale à Abraham avait déjà accompli cela (</w:t>
       </w:r>
-      <w:hyperlink r:id="rId40">
-        <w:r>
-          <w:rPr>
-            <w:lang w:val="fr_FR" w:bidi="fr_FR"/>
-          </w:rPr>
-          <w:rPr>
-            <w:color w:val="0000EE"/>
-            <w:u w:val="single"/>
-          </w:rPr>
-          <w:t>Gn 17.1–8</w:t>
-        </w:r>
-      </w:hyperlink>
+      <w:r>
+        <w:rPr>
+          <w:lang w:val="fr_FR" w:bidi="fr_FR"/>
+        </w:rPr>
+        <w:t>Gn 17.1–8</w:t>
+      </w:r>
       <w:r>
         <w:rPr>
           <w:lang w:val="fr_FR" w:bidi="fr_FR"/>
         </w:rPr>
         <w:t>). L'alliance établie au Sinaï donne à Israël le privilège de servir le Seigneur en tant que royaume de sacrificateurs (</w:t>
       </w:r>
-      <w:hyperlink r:id="rId41">
-        <w:r>
-          <w:rPr>
-            <w:lang w:val="fr_FR" w:bidi="fr_FR"/>
-          </w:rPr>
-          <w:rPr>
-            <w:color w:val="0000EE"/>
-            <w:u w:val="single"/>
-          </w:rPr>
-          <w:t>Ex 19.4–6</w:t>
-        </w:r>
-      </w:hyperlink>
+      <w:r>
+        <w:rPr>
+          <w:lang w:val="fr_FR" w:bidi="fr_FR"/>
+        </w:rPr>
+        <w:t>Ex 19.4–6</w:t>
+      </w:r>
       <w:r>
         <w:rPr>
           <w:lang w:val="fr_FR" w:bidi="fr_FR"/>
